--- a/data/human_paras/human_para_137.docx
+++ b/data/human_paras/human_para_137.docx
@@ -4,7 +4,7 @@
   <w:body>
     <w:p>
       <w:r>
-        <w:t>The second literature, The Pedestrian, divulges into this theme in more of a 2053 A.D Sci-fi and technological context. As the protagonist encounters a car with no person in it, interrogate him on why was he walking. Within the context of that surrounding, Leonard walking was so out of the ordinary, the technological intelligence felt the need to interrogate him and judge him as mentally unstable (Gomez &amp; Peters, 2023). The literature also shows the result of conformity similar to that, represented in Sonny’s Blues. If there was an actual human interrogating instead, the protagonist would have returned safely to his home after his walk. This is how the similar dehumanization aspect is reflected in this work but in a different context.</w:t>
+        <w:t>As described above, both these works are similar in the way how they represent modern society and the harsh realities driven by such as society. Sonny’s Blues, while exposing the tone of loneliness, dehumanization, and suffering in the past context of the scenario, The Pedestrian, reflects upon similar themes but in the future scenario. Both these works form an implication that no matter the era, past, present, or future, the harsh features of the grounded reality remains constant.</w:t>
       </w:r>
     </w:p>
     <w:sectPr>
